--- a/docs/Entregas/Presentación/NOTAS PRESENTACIÓN TESINA.docx
+++ b/docs/Entregas/Presentación/NOTAS PRESENTACIÓN TESINA.docx
@@ -4,7 +4,7 @@
   <w:body>
     <w:p>
       <w:pPr>
-        <w:pStyle w:val="Ttulo1"/>
+        <w:pStyle w:val="Heading1"/>
         <w:rPr>
           <w:lang w:val="es-ES"/>
         </w:rPr>
@@ -18,7 +18,7 @@
     </w:p>
     <w:p>
       <w:pPr>
-        <w:pStyle w:val="Ttulo2"/>
+        <w:pStyle w:val="Heading2"/>
         <w:rPr>
           <w:lang w:val="es-ES"/>
         </w:rPr>
@@ -56,7 +56,37 @@
         <w:rPr>
           <w:lang w:val="es-ES"/>
         </w:rPr>
-        <w:t xml:space="preserve"> y, desde 2024, analista de sistemas en la gerencia de integración de gestión (GIG) del INVAP.</w:t>
+        <w:t xml:space="preserve"> y, </w:t>
+      </w:r>
+      <w:r>
+        <w:rPr>
+          <w:lang w:val="es-ES"/>
+        </w:rPr>
+        <w:t>hoy estaré presentando</w:t>
+      </w:r>
+      <w:r>
+        <w:rPr>
+          <w:lang w:val="es-ES"/>
+        </w:rPr>
+        <w:t xml:space="preserve"> el trabajo realizado para la materia de Seminario, que </w:t>
+      </w:r>
+      <w:r>
+        <w:rPr>
+          <w:lang w:val="es-ES"/>
+        </w:rPr>
+        <w:t xml:space="preserve">también </w:t>
+      </w:r>
+      <w:r>
+        <w:rPr>
+          <w:lang w:val="es-ES"/>
+        </w:rPr>
+        <w:t>es el punto de partida de un proyecto personal que tengo en mente desde hace mucho tiempo</w:t>
+      </w:r>
+      <w:r>
+        <w:rPr>
+          <w:lang w:val="es-ES"/>
+        </w:rPr>
+        <w:t xml:space="preserve"> y que también es la razón por la cual decidí hacer esta carrera.</w:t>
       </w:r>
     </w:p>
     <w:p>
@@ -71,45 +101,12 @@
         <w:rPr>
           <w:lang w:val="es-ES"/>
         </w:rPr>
-        <w:t xml:space="preserve">Hoy voy a presentar el trabajo realizado para la materia de Seminario, que </w:t>
-      </w:r>
-      <w:r>
-        <w:rPr>
-          <w:lang w:val="es-ES"/>
-        </w:rPr>
-        <w:t xml:space="preserve">también </w:t>
-      </w:r>
-      <w:r>
-        <w:rPr>
-          <w:lang w:val="es-ES"/>
-        </w:rPr>
-        <w:t>es el punto de partida de un proyecto personal que tengo en mente desde hace mucho tiempo</w:t>
-      </w:r>
-      <w:r>
-        <w:rPr>
-          <w:lang w:val="es-ES"/>
-        </w:rPr>
-        <w:t xml:space="preserve"> y que también es la razón por la cual decidí hacer esta carrera.</w:t>
-      </w:r>
-    </w:p>
-    <w:p>
-      <w:pPr>
-        <w:spacing w:line="360" w:lineRule="auto"/>
-        <w:jc w:val="both"/>
-        <w:rPr>
-          <w:lang w:val="es-ES"/>
-        </w:rPr>
-      </w:pPr>
-      <w:r>
-        <w:rPr>
-          <w:lang w:val="es-ES"/>
-        </w:rPr>
         <w:t>El título de mi proyecto es “Incendios Forestales en la Patagonia Andina”, teniendo como eje central el estudio de los incendios forestales en áreas protegidas del noroeste de la Patagonia Argentina.</w:t>
       </w:r>
     </w:p>
     <w:p>
       <w:pPr>
-        <w:pStyle w:val="Ttulo2"/>
+        <w:pStyle w:val="Heading2"/>
         <w:rPr>
           <w:lang w:val="es-ES"/>
         </w:rPr>
@@ -188,13 +185,51 @@
           <w:highlight w:val="yellow"/>
           <w:lang w:val="es-ES"/>
         </w:rPr>
-        <w:t>En la región comprendida, en el periodo 2024 - 2025</w:t>
-      </w:r>
-      <w:r>
-        <w:rPr>
-          <w:lang w:val="es-ES"/>
-        </w:rPr>
-        <w:t xml:space="preserve"> la zona afectada (aproximada) es de 10.218 hectáreas. En el mismo periodo 2023 - 2024 la afectación fue de 7.747 hectáreas. Es decir, en sólo dos años, los incendios arrasaron un área equivalente a la Ciudad de Buenos Aires.</w:t>
+        <w:t xml:space="preserve">En </w:t>
+      </w:r>
+      <w:r>
+        <w:rPr>
+          <w:highlight w:val="yellow"/>
+          <w:lang w:val="es-ES"/>
+        </w:rPr>
+        <w:t>esta</w:t>
+      </w:r>
+      <w:r>
+        <w:rPr>
+          <w:highlight w:val="yellow"/>
+          <w:lang w:val="es-ES"/>
+        </w:rPr>
+        <w:t xml:space="preserve"> región, en el periodo 2024 - 2025</w:t>
+      </w:r>
+      <w:r>
+        <w:rPr>
+          <w:lang w:val="es-ES"/>
+        </w:rPr>
+        <w:t xml:space="preserve"> la zona afectada</w:t>
+      </w:r>
+      <w:r>
+        <w:rPr>
+          <w:lang w:val="es-ES"/>
+        </w:rPr>
+        <w:t xml:space="preserve"> por incendios</w:t>
+      </w:r>
+      <w:r>
+        <w:rPr>
+          <w:lang w:val="es-ES"/>
+        </w:rPr>
+        <w:t xml:space="preserve"> </w:t>
+      </w:r>
+      <w:r>
+        <w:rPr>
+          <w:lang w:val="es-ES"/>
+        </w:rPr>
+        <w:t>fue</w:t>
+      </w:r>
+      <w:r>
+        <w:rPr>
+          <w:lang w:val="es-ES"/>
+        </w:rPr>
+        <w:t xml:space="preserve"> de 10.218 hectáreas. En el mismo periodo 2023 - 2024 la afectación fue de 7.747 hectáreas. Es decir, en sólo dos años, los incendios arrasaron un área equivalente a la Ciudad de Buenos Aires.</w:t>
       </w:r>
     </w:p>
     <w:p>
@@ -222,14 +257,26 @@
         <w:rPr>
           <w:lang w:val="es-ES"/>
         </w:rPr>
-        <w:t xml:space="preserve"> representa la cantidad de observaciones agrupadas en periodos de 5 años para la región de estudio utilizada para la tesina. Podemos ver como a parir del 2020 esta problemática se multiplico </w:t>
+        <w:t xml:space="preserve"> representa la cantidad de observaciones agrupadas en periodos de 5 años para la región de estudio utilizada para la tesina. Podemos ver como a parir del 2020 esta problemática se multiplico por un factor de ocho (8) y </w:t>
+      </w:r>
+      <w:r>
+        <w:rPr>
+          <w:lang w:val="es-ES"/>
+        </w:rPr>
+        <w:t xml:space="preserve">escalo a </w:t>
+      </w:r>
+      <w:r>
+        <w:rPr>
+          <w:lang w:val="es-ES"/>
+        </w:rPr>
+        <w:t xml:space="preserve">un promedio de 117 focos observados por año. </w:t>
       </w:r>
       <w:r>
         <w:rPr>
           <w:lang w:val="es-ES"/>
         </w:rPr>
         <w:lastRenderedPageBreak/>
-        <w:t xml:space="preserve">por un factor de ocho (8) y un promedio de 117 focos observados por año. Sin embargo, sólo en 2025 se tuvo casi la misma cantidad de observaciones que hubo entre el 2020 y el 2024, llevando el promedio, literalmente a 425 focos observados en sólo un año. </w:t>
+        <w:t xml:space="preserve">Sin embargo, sólo en 2025 se tuvo casi la misma cantidad de observaciones que hubo entre el 2020 y el 2024, llevando el promedio a 425 focos observados en sólo un año. </w:t>
       </w:r>
     </w:p>
     <w:p>
@@ -245,6 +292,13 @@
           <w:highlight w:val="yellow"/>
           <w:lang w:val="es-ES"/>
         </w:rPr>
+        <w:t xml:space="preserve">NOTA: </w:t>
+      </w:r>
+      <w:r>
+        <w:rPr>
+          <w:highlight w:val="yellow"/>
+          <w:lang w:val="es-ES"/>
+        </w:rPr>
         <w:t xml:space="preserve">Obviamente, </w:t>
       </w:r>
       <w:proofErr w:type="spellStart"/>
@@ -313,7 +367,7 @@
     </w:p>
     <w:p>
       <w:pPr>
-        <w:pStyle w:val="Ttulo2"/>
+        <w:pStyle w:val="Heading2"/>
         <w:rPr>
           <w:lang w:val="es-ES"/>
         </w:rPr>
@@ -327,7 +381,7 @@
     </w:p>
     <w:p>
       <w:pPr>
-        <w:pStyle w:val="Prrafodelista"/>
+        <w:pStyle w:val="ListParagraph"/>
         <w:numPr>
           <w:ilvl w:val="0"/>
           <w:numId w:val="1"/>
@@ -345,7 +399,7 @@
     </w:p>
     <w:p>
       <w:pPr>
-        <w:pStyle w:val="Prrafodelista"/>
+        <w:pStyle w:val="ListParagraph"/>
         <w:numPr>
           <w:ilvl w:val="0"/>
           <w:numId w:val="1"/>
@@ -363,7 +417,7 @@
     </w:p>
     <w:p>
       <w:pPr>
-        <w:pStyle w:val="Prrafodelista"/>
+        <w:pStyle w:val="ListParagraph"/>
         <w:numPr>
           <w:ilvl w:val="0"/>
           <w:numId w:val="1"/>
@@ -381,7 +435,7 @@
     </w:p>
     <w:p>
       <w:pPr>
-        <w:pStyle w:val="Prrafodelista"/>
+        <w:pStyle w:val="ListParagraph"/>
         <w:numPr>
           <w:ilvl w:val="0"/>
           <w:numId w:val="1"/>
@@ -399,7 +453,7 @@
     </w:p>
     <w:p>
       <w:pPr>
-        <w:pStyle w:val="Prrafodelista"/>
+        <w:pStyle w:val="ListParagraph"/>
         <w:numPr>
           <w:ilvl w:val="0"/>
           <w:numId w:val="1"/>
@@ -417,7 +471,7 @@
     </w:p>
     <w:p>
       <w:pPr>
-        <w:pStyle w:val="Prrafodelista"/>
+        <w:pStyle w:val="ListParagraph"/>
         <w:numPr>
           <w:ilvl w:val="0"/>
           <w:numId w:val="1"/>
@@ -435,7 +489,7 @@
     </w:p>
     <w:p>
       <w:pPr>
-        <w:pStyle w:val="Ttulo2"/>
+        <w:pStyle w:val="Heading2"/>
         <w:rPr>
           <w:lang w:val="es-ES"/>
         </w:rPr>
@@ -449,7 +503,7 @@
     </w:p>
     <w:p>
       <w:pPr>
-        <w:pStyle w:val="Prrafodelista"/>
+        <w:pStyle w:val="ListParagraph"/>
         <w:numPr>
           <w:ilvl w:val="0"/>
           <w:numId w:val="2"/>
@@ -478,13 +532,7 @@
         <w:rPr>
           <w:lang w:val="es-ES"/>
         </w:rPr>
-        <w:t xml:space="preserve"> mediante e</w:t>
-      </w:r>
-      <w:r>
-        <w:rPr>
-          <w:lang w:val="es-ES"/>
-        </w:rPr>
-        <w:t xml:space="preserve">l </w:t>
+        <w:t xml:space="preserve"> mediante el </w:t>
       </w:r>
       <w:r>
         <w:rPr>
@@ -498,13 +546,7 @@
         <w:rPr>
           <w:lang w:val="es-ES"/>
         </w:rPr>
-        <w:t xml:space="preserve">. Más precisamente </w:t>
-      </w:r>
-      <w:r>
-        <w:rPr>
-          <w:lang w:val="es-ES"/>
-        </w:rPr>
-        <w:t xml:space="preserve">del </w:t>
+        <w:t xml:space="preserve">. Más precisamente del </w:t>
       </w:r>
       <w:r>
         <w:rPr>
@@ -518,25 +560,7 @@
         <w:rPr>
           <w:lang w:val="es-ES"/>
         </w:rPr>
-        <w:t xml:space="preserve"> a bordo de</w:t>
-      </w:r>
-      <w:r>
-        <w:rPr>
-          <w:lang w:val="es-ES"/>
-        </w:rPr>
-        <w:t xml:space="preserve">l satélite </w:t>
-      </w:r>
-      <w:r>
-        <w:rPr>
-          <w:lang w:val="es-ES"/>
-        </w:rPr>
-        <w:t>meteorológico</w:t>
-      </w:r>
-      <w:r>
-        <w:rPr>
-          <w:lang w:val="es-ES"/>
-        </w:rPr>
-        <w:t xml:space="preserve"> </w:t>
+        <w:t xml:space="preserve"> a bordo del satélite meteorológico </w:t>
       </w:r>
       <w:proofErr w:type="spellStart"/>
       <w:r>
@@ -554,86 +578,18 @@
           <w:bCs/>
           <w:lang w:val="es-ES"/>
         </w:rPr>
-        <w:t xml:space="preserve"> </w:t>
-      </w:r>
-      <w:r>
-        <w:rPr>
-          <w:b/>
-          <w:bCs/>
-          <w:lang w:val="es-ES"/>
-        </w:rPr>
-        <w:t>NPP</w:t>
-      </w:r>
-      <w:r>
-        <w:rPr>
-          <w:b/>
-          <w:bCs/>
-          <w:lang w:val="es-ES"/>
-        </w:rPr>
-        <w:t xml:space="preserve"> </w:t>
-      </w:r>
-      <w:r>
-        <w:rPr>
-          <w:b/>
-          <w:bCs/>
-          <w:lang w:val="es-ES"/>
-        </w:rPr>
-        <w:t xml:space="preserve">lanzado en 2011 </w:t>
-      </w:r>
-      <w:r>
-        <w:rPr>
-          <w:b/>
-          <w:bCs/>
-          <w:lang w:val="es-ES"/>
-        </w:rPr>
-        <w:t>para la</w:t>
-      </w:r>
-      <w:r>
-        <w:rPr>
-          <w:b/>
-          <w:bCs/>
-          <w:lang w:val="es-ES"/>
-        </w:rPr>
-        <w:t xml:space="preserve"> </w:t>
-      </w:r>
-      <w:r>
-        <w:rPr>
-          <w:b/>
-          <w:bCs/>
-          <w:lang w:val="es-ES"/>
-        </w:rPr>
-        <w:t>recopilación de</w:t>
-      </w:r>
-      <w:r>
-        <w:rPr>
-          <w:b/>
-          <w:bCs/>
-          <w:lang w:val="es-ES"/>
-        </w:rPr>
-        <w:t xml:space="preserve"> datos ambientales </w:t>
-      </w:r>
-      <w:r>
-        <w:rPr>
-          <w:lang w:val="es-ES"/>
-        </w:rPr>
-        <w:t>para el monitoreo a largo plazo del clima y el estudio del cambio</w:t>
-      </w:r>
-      <w:r>
-        <w:rPr>
-          <w:lang w:val="es-ES"/>
-        </w:rPr>
-        <w:t xml:space="preserve"> climático</w:t>
-      </w:r>
-      <w:r>
-        <w:rPr>
-          <w:lang w:val="es-ES"/>
-        </w:rPr>
-        <w:t>.</w:t>
-      </w:r>
-    </w:p>
-    <w:p>
-      <w:pPr>
-        <w:pStyle w:val="Prrafodelista"/>
+        <w:t xml:space="preserve"> NPP lanzado en 2011 para la recopilación de datos ambientales </w:t>
+      </w:r>
+      <w:r>
+        <w:rPr>
+          <w:lang w:val="es-ES"/>
+        </w:rPr>
+        <w:t>para el monitoreo a largo plazo del clima y el estudio del cambio climático.</w:t>
+      </w:r>
+    </w:p>
+    <w:p>
+      <w:pPr>
+        <w:pStyle w:val="ListParagraph"/>
         <w:numPr>
           <w:ilvl w:val="0"/>
           <w:numId w:val="2"/>
@@ -684,8 +640,18 @@
           <w:bCs/>
           <w:lang w:val="es-ES"/>
         </w:rPr>
-        <w:t xml:space="preserve"> Europea</w:t>
-      </w:r>
+        <w:t xml:space="preserve"> </w:t>
+      </w:r>
+      <w:proofErr w:type="gramStart"/>
+      <w:r>
+        <w:rPr>
+          <w:b/>
+          <w:bCs/>
+          <w:lang w:val="es-ES"/>
+        </w:rPr>
+        <w:t>Europea</w:t>
+      </w:r>
+      <w:proofErr w:type="gramEnd"/>
       <w:r>
         <w:rPr>
           <w:lang w:val="es-ES"/>
@@ -765,12 +731,54 @@
         <w:rPr>
           <w:lang w:val="es-ES"/>
         </w:rPr>
-        <w:t xml:space="preserve"> provistas por los administradores que habilitan la comunicación entre varios sistemas a fin de compartir información y funcionalidades.</w:t>
-      </w:r>
-    </w:p>
-    <w:p>
-      <w:pPr>
-        <w:pStyle w:val="Ttulo2"/>
+        <w:t xml:space="preserve"> provistas por los administradores</w:t>
+      </w:r>
+      <w:r>
+        <w:rPr>
+          <w:lang w:val="es-ES"/>
+        </w:rPr>
+        <w:t>.</w:t>
+      </w:r>
+      <w:r>
+        <w:rPr>
+          <w:lang w:val="es-ES"/>
+        </w:rPr>
+        <w:t xml:space="preserve"> </w:t>
+      </w:r>
+      <w:r>
+        <w:rPr>
+          <w:lang w:val="es-ES"/>
+        </w:rPr>
+        <w:t xml:space="preserve">Estas </w:t>
+      </w:r>
+      <w:proofErr w:type="spellStart"/>
+      <w:r>
+        <w:rPr>
+          <w:highlight w:val="green"/>
+          <w:lang w:val="es-ES"/>
+        </w:rPr>
+        <w:t>APIs</w:t>
+      </w:r>
+      <w:proofErr w:type="spellEnd"/>
+      <w:r>
+        <w:rPr>
+          <w:highlight w:val="green"/>
+          <w:lang w:val="es-ES"/>
+        </w:rPr>
+        <w:t xml:space="preserve"> habilitan la comunicación entre varios sistemas a fin de compartir información y funcionalidades</w:t>
+      </w:r>
+      <w:r>
+        <w:rPr>
+          <w:lang w:val="es-ES"/>
+        </w:rPr>
+        <w:t>.</w:t>
+      </w:r>
+    </w:p>
+    <w:p>
+      <w:pPr>
+        <w:pStyle w:val="Heading2"/>
+        <w:spacing w:line="360" w:lineRule="auto"/>
+        <w:jc w:val="both"/>
         <w:rPr>
           <w:lang w:val="es-ES"/>
         </w:rPr>
@@ -784,20 +792,342 @@
     </w:p>
     <w:p>
       <w:pPr>
-        <w:rPr>
-          <w:lang w:val="es-ES"/>
-        </w:rPr>
-      </w:pPr>
-    </w:p>
-    <w:p>
-      <w:pPr>
-        <w:rPr>
-          <w:lang w:val="es-ES"/>
-        </w:rPr>
-      </w:pPr>
-    </w:p>
-    <w:p>
-      <w:pPr>
+        <w:spacing w:line="360" w:lineRule="auto"/>
+        <w:jc w:val="both"/>
+        <w:rPr>
+          <w:lang w:val="es-ES"/>
+        </w:rPr>
+      </w:pPr>
+      <w:r>
+        <w:rPr>
+          <w:lang w:val="es-ES"/>
+        </w:rPr>
+        <w:t xml:space="preserve">Luego de haber obtenido la información de estas dos fuentes, al ser datos ya procesados por la NASA y </w:t>
+      </w:r>
+      <w:proofErr w:type="spellStart"/>
+      <w:r>
+        <w:rPr>
+          <w:lang w:val="es-ES"/>
+        </w:rPr>
+        <w:t>Copernicus</w:t>
+      </w:r>
+      <w:proofErr w:type="spellEnd"/>
+      <w:r>
+        <w:rPr>
+          <w:lang w:val="es-ES"/>
+        </w:rPr>
+        <w:t xml:space="preserve">, </w:t>
+      </w:r>
+      <w:r>
+        <w:rPr>
+          <w:highlight w:val="yellow"/>
+          <w:lang w:val="es-ES"/>
+        </w:rPr>
+        <w:t xml:space="preserve">el tratamiento consistió, en primer lugar, </w:t>
+      </w:r>
+      <w:r>
+        <w:rPr>
+          <w:highlight w:val="yellow"/>
+          <w:lang w:val="es-ES"/>
+        </w:rPr>
+        <w:t xml:space="preserve">desarrollar las funciones para la obtención de las variables del </w:t>
+      </w:r>
+      <w:proofErr w:type="spellStart"/>
+      <w:r>
+        <w:rPr>
+          <w:highlight w:val="yellow"/>
+          <w:lang w:val="es-ES"/>
+        </w:rPr>
+        <w:t>Indice</w:t>
+      </w:r>
+      <w:proofErr w:type="spellEnd"/>
+      <w:r>
+        <w:rPr>
+          <w:highlight w:val="yellow"/>
+          <w:lang w:val="es-ES"/>
+        </w:rPr>
+        <w:t xml:space="preserve"> </w:t>
+      </w:r>
+      <w:proofErr w:type="spellStart"/>
+      <w:r>
+        <w:rPr>
+          <w:highlight w:val="yellow"/>
+          <w:lang w:val="es-ES"/>
+        </w:rPr>
+        <w:t>Meteorologico</w:t>
+      </w:r>
+      <w:proofErr w:type="spellEnd"/>
+      <w:r>
+        <w:rPr>
+          <w:highlight w:val="yellow"/>
+          <w:lang w:val="es-ES"/>
+        </w:rPr>
+        <w:t xml:space="preserve"> de Incendios o más conocido como FWI por sus siglas en ingles.</w:t>
+      </w:r>
+    </w:p>
+    <w:p>
+      <w:pPr>
+        <w:spacing w:line="360" w:lineRule="auto"/>
+        <w:jc w:val="both"/>
+        <w:rPr>
+          <w:highlight w:val="green"/>
+        </w:rPr>
+      </w:pPr>
+      <w:r>
+        <w:rPr>
+          <w:highlight w:val="green"/>
+        </w:rPr>
+        <w:t xml:space="preserve">El sistema canadiense de índice meteorológico de incendios forestales (FWI) consta de </w:t>
+      </w:r>
+      <w:r>
+        <w:rPr>
+          <w:b/>
+          <w:bCs/>
+          <w:highlight w:val="green"/>
+        </w:rPr>
+        <w:t>seis componentes que explican los efectos de la humedad del combustible y las condiciones climáticas sobre el comportamiento del fuego:</w:t>
+      </w:r>
+    </w:p>
+    <w:p>
+      <w:pPr>
+        <w:numPr>
+          <w:ilvl w:val="0"/>
+          <w:numId w:val="3"/>
+        </w:numPr>
+        <w:spacing w:line="360" w:lineRule="auto"/>
+        <w:jc w:val="both"/>
+        <w:rPr>
+          <w:highlight w:val="green"/>
+        </w:rPr>
+      </w:pPr>
+      <w:r>
+        <w:rPr>
+          <w:highlight w:val="green"/>
+        </w:rPr>
+        <w:t>Los primeros tres componentes (FFMC, DMC, DC) son clasificaciones numéricas del contenido de humedad del suelo y otra materia orgánica muerta. Sus valores aumentan a medida que disminuye el contenido de humedad.</w:t>
+      </w:r>
+    </w:p>
+    <w:p>
+      <w:pPr>
+        <w:numPr>
+          <w:ilvl w:val="0"/>
+          <w:numId w:val="3"/>
+        </w:numPr>
+        <w:spacing w:line="360" w:lineRule="auto"/>
+        <w:jc w:val="both"/>
+        <w:rPr>
+          <w:highlight w:val="green"/>
+        </w:rPr>
+      </w:pPr>
+      <w:r>
+        <w:rPr>
+          <w:highlight w:val="green"/>
+        </w:rPr>
+        <w:t>Los tres componentes restantes (ISI, BUI, FWI) son índices de comportamiento del fuego, que representan la tasa de propagación, el combustible disponible y la intensidad frontal. Estos valores aumentan a medida que aumenta el peligro de incendio.</w:t>
+      </w:r>
+    </w:p>
+    <w:p>
+      <w:pPr>
+        <w:spacing w:line="360" w:lineRule="auto"/>
+        <w:jc w:val="both"/>
+      </w:pPr>
+      <w:r>
+        <w:rPr>
+          <w:lang w:val="es-ES"/>
+        </w:rPr>
+        <w:t xml:space="preserve">El FWI es </w:t>
+      </w:r>
+      <w:r>
+        <w:t xml:space="preserve">una </w:t>
+      </w:r>
+      <w:r>
+        <w:rPr>
+          <w:highlight w:val="yellow"/>
+        </w:rPr>
+        <w:t>clasificación numérica que estima el peligro de incendio forestal, basándose en variables meteorológicas</w:t>
+      </w:r>
+      <w:r>
+        <w:t xml:space="preserve"> como la temperatura, la humedad relativa, la velocidad del viento y las precipitaciones. </w:t>
+      </w:r>
+      <w:r>
+        <w:rPr>
+          <w:highlight w:val="yellow"/>
+        </w:rPr>
+        <w:t>Un valor de índice más alto indica condiciones más favorables para que se inicie y propague un incendio</w:t>
+      </w:r>
+      <w:r>
+        <w:t>.</w:t>
+      </w:r>
+    </w:p>
+    <w:p>
+      <w:pPr>
+        <w:spacing w:line="360" w:lineRule="auto"/>
+        <w:jc w:val="both"/>
+      </w:pPr>
+      <w:r>
+        <w:t xml:space="preserve">Dado que los datos obtenidos de </w:t>
+      </w:r>
+      <w:r>
+        <w:rPr>
+          <w:b/>
+          <w:bCs/>
+        </w:rPr>
+        <w:t>focos de incendio tampoco requirieron un tratamiento específico</w:t>
+      </w:r>
+      <w:r>
+        <w:t xml:space="preserve">, se procedió a </w:t>
+      </w:r>
+      <w:r>
+        <w:rPr>
+          <w:highlight w:val="yellow"/>
+        </w:rPr>
+        <w:t xml:space="preserve">alinear la resolución geográfica y temporal </w:t>
+      </w:r>
+      <w:r>
+        <w:rPr>
+          <w:highlight w:val="yellow"/>
+        </w:rPr>
+        <w:lastRenderedPageBreak/>
+        <w:t>a fin de unificar la información</w:t>
+      </w:r>
+      <w:r>
+        <w:t xml:space="preserve">. Este proceso consistió en redondear a un digito las variables de latitud y longitud para los registros de foco de incendio </w:t>
+      </w:r>
+      <w:r>
+        <w:t>y,</w:t>
+      </w:r>
+      <w:r>
+        <w:t xml:space="preserve"> por otro lado, en ambos conjuntos de separo la información de fecha y horario de cada observación.</w:t>
+      </w:r>
+    </w:p>
+    <w:p>
+      <w:pPr>
+        <w:spacing w:line="360" w:lineRule="auto"/>
+        <w:jc w:val="both"/>
+        <w:rPr>
+          <w:lang w:val="es-ES"/>
+        </w:rPr>
+      </w:pPr>
+      <w:r>
+        <w:t xml:space="preserve">Esto permitió </w:t>
+      </w:r>
+      <w:r>
+        <w:rPr>
+          <w:highlight w:val="yellow"/>
+        </w:rPr>
+        <w:t>unificar la información de focos de incendio con los registros meteorológicos, por medio de la fecha y la ubicación geográfica</w:t>
+      </w:r>
+      <w:r>
+        <w:rPr>
+          <w:highlight w:val="yellow"/>
+        </w:rPr>
+        <w:t xml:space="preserve"> (clave compuesta de fecha, latitud y longitud)</w:t>
+      </w:r>
+      <w:r>
+        <w:t xml:space="preserve">. Para cada celda de la grilla del área de estudio se logro contar con un registro por día con: </w:t>
+      </w:r>
+      <w:r>
+        <w:rPr>
+          <w:b/>
+          <w:bCs/>
+        </w:rPr>
+        <w:t xml:space="preserve">las variables meteorológicas, las variables derivadas para la construcción del índice FWI, la cantidad de observaciones de focos de calor y el </w:t>
+      </w:r>
+      <w:r>
+        <w:rPr>
+          <w:b/>
+          <w:bCs/>
+          <w:highlight w:val="green"/>
+        </w:rPr>
+        <w:t>FRP promedio</w:t>
+      </w:r>
+      <w:r>
+        <w:rPr>
+          <w:highlight w:val="green"/>
+        </w:rPr>
+        <w:t xml:space="preserve"> que es la potencia </w:t>
+      </w:r>
+      <w:proofErr w:type="spellStart"/>
+      <w:r>
+        <w:rPr>
+          <w:highlight w:val="green"/>
+        </w:rPr>
+        <w:t>radiativa</w:t>
+      </w:r>
+      <w:proofErr w:type="spellEnd"/>
+      <w:r>
+        <w:rPr>
+          <w:highlight w:val="green"/>
+        </w:rPr>
+        <w:t xml:space="preserve"> del fuego que es una </w:t>
+      </w:r>
+      <w:r>
+        <w:rPr>
+          <w:highlight w:val="green"/>
+        </w:rPr>
+        <w:t>métrica que mide la energía que emite un incendio y se utiliza para monitorear la intensidad de los incendios forestales a través de sensores satelitales</w:t>
+      </w:r>
+      <w:r>
+        <w:t>.</w:t>
+      </w:r>
+    </w:p>
+    <w:p>
+      <w:pPr>
+        <w:spacing w:line="360" w:lineRule="auto"/>
+        <w:jc w:val="both"/>
+        <w:rPr>
+          <w:lang w:val="es-ES"/>
+        </w:rPr>
+      </w:pPr>
+      <w:r>
+        <w:rPr>
+          <w:lang w:val="es-ES"/>
+        </w:rPr>
+        <w:t>La unificación provoco un desvío a nivel “valores perdidos”, dado que las observaciones de focos pueden llegar a tener ventanas de cero observaciones, por ejemplo, una pasada con alta nubosidad que impide a los instrumentos realizar la medición. Esto generaba que, dada una ubicación en particular con incendios registrados para una fecha, N cantidad de días subsiguientes no tuvieran ninguna observación para luego, volver a registrar una cantidad alta de focos que parecerían “</w:t>
+      </w:r>
+      <w:proofErr w:type="spellStart"/>
+      <w:r>
+        <w:rPr>
+          <w:lang w:val="es-ES"/>
+        </w:rPr>
+        <w:t>expontaneos</w:t>
+      </w:r>
+      <w:proofErr w:type="spellEnd"/>
+      <w:r>
+        <w:rPr>
+          <w:lang w:val="es-ES"/>
+        </w:rPr>
+        <w:t>”.</w:t>
+      </w:r>
+    </w:p>
+    <w:p>
+      <w:pPr>
+        <w:spacing w:line="360" w:lineRule="auto"/>
+        <w:jc w:val="both"/>
+        <w:rPr>
+          <w:lang w:val="es-ES"/>
+        </w:rPr>
+      </w:pPr>
+      <w:r>
+        <w:rPr>
+          <w:lang w:val="es-ES"/>
+        </w:rPr>
+        <w:t>Para esto, se aplico un método de interpolación lineal de los focos observados y el promedio de FRP. Detectando la ventana de inicio y fin de un incendio para una celda, se manipularon estos desvíos asignando valores a las variables cuando estas fueran cero sin tocar los registros originales.</w:t>
+      </w:r>
+    </w:p>
+    <w:p>
+      <w:pPr>
+        <w:spacing w:line="360" w:lineRule="auto"/>
+        <w:jc w:val="both"/>
+        <w:rPr>
+          <w:lang w:val="es-ES"/>
+        </w:rPr>
+      </w:pPr>
+    </w:p>
+    <w:p>
+      <w:pPr>
+        <w:spacing w:line="360" w:lineRule="auto"/>
+        <w:jc w:val="both"/>
         <w:rPr>
           <w:lang w:val="es-ES"/>
         </w:rPr>
@@ -825,6 +1155,146 @@
 <file path=word/numbering.xml><?xml version="1.0" encoding="utf-8"?>
 <w:numbering xmlns:wpc="http://schemas.microsoft.com/office/word/2010/wordprocessingCanvas" xmlns:cx="http://schemas.microsoft.com/office/drawing/2014/chartex" xmlns:cx1="http://schemas.microsoft.com/office/drawing/2015/9/8/chartex" xmlns:cx2="http://schemas.microsoft.com/office/drawing/2015/10/21/chartex" xmlns:cx3="http://schemas.microsoft.com/office/drawing/2016/5/9/chartex" xmlns:cx4="http://schemas.microsoft.com/office/drawing/2016/5/10/chartex" xmlns:cx5="http://schemas.microsoft.com/office/drawing/2016/5/11/chartex" xmlns:cx6="http://schemas.microsoft.com/office/drawing/2016/5/12/chartex" xmlns:cx7="http://schemas.microsoft.com/office/drawing/2016/5/13/chartex" xmlns:cx8="http://schemas.microsoft.com/office/drawing/2016/5/14/chartex" xmlns:mc="http://schemas.openxmlformats.org/markup-compatibility/2006" xmlns:aink="http://schemas.microsoft.com/office/drawing/2016/ink" xmlns:am3d="http://schemas.microsoft.com/office/drawing/2017/model3d" xmlns:o="urn:schemas-microsoft-com:office:office" xmlns:oel="http://schemas.microsoft.com/office/2019/extlst" xmlns:r="http://schemas.openxmlformats.org/officeDocument/2006/relationships" xmlns:m="http://schemas.openxmlformats.org/officeDocument/2006/math" xmlns:v="urn:schemas-microsoft-com:vml" xmlns:wp14="http://schemas.microsoft.com/office/word/2010/wordprocessingDrawing" xmlns:wp="http://schemas.openxmlformats.org/drawingml/2006/wordprocessingDrawing" xmlns:w10="urn:schemas-microsoft-com:office:word" xmlns:w="http://schemas.openxmlformats.org/wordprocessingml/2006/main" xmlns:w14="http://schemas.microsoft.com/office/word/2010/wordml" xmlns:w15="http://schemas.microsoft.com/office/word/2012/wordml" xmlns:w16cex="http://schemas.microsoft.com/office/word/2018/wordml/cex" xmlns:w16cid="http://schemas.microsoft.com/office/word/2016/wordml/cid" xmlns:w16="http://schemas.microsoft.com/office/word/2018/wordml" xmlns:w16du="http://schemas.microsoft.com/office/word/2023/wordml/word16du" xmlns:w16sdtdh="http://schemas.microsoft.com/office/word/2020/wordml/sdtdatahash" xmlns:w16sdtfl="http://schemas.microsoft.com/office/word/2024/wordml/sdtformatlock" xmlns:w16se="http://schemas.microsoft.com/office/word/2015/wordml/symex" xmlns:wpg="http://schemas.microsoft.com/office/word/2010/wordprocessingGroup" xmlns:wpi="http://schemas.microsoft.com/office/word/2010/wordprocessingInk" xmlns:wne="http://schemas.microsoft.com/office/word/2006/wordml" xmlns:wps="http://schemas.microsoft.com/office/word/2010/wordprocessingShape" mc:Ignorable="w14 w15 w16se w16cid w16 w16cex w16sdtdh w16sdtfl w16du wp14">
   <w:abstractNum w:abstractNumId="0" w15:restartNumberingAfterBreak="0">
+    <w:nsid w:val="04B23F46"/>
+    <w:multiLevelType w:val="hybridMultilevel"/>
+    <w:tmpl w:val="5E2AC6C4"/>
+    <w:lvl w:ilvl="0" w:tplc="009826FE">
+      <w:start w:val="1"/>
+      <w:numFmt w:val="bullet"/>
+      <w:lvlText w:val="•"/>
+      <w:lvlJc w:val="left"/>
+      <w:pPr>
+        <w:tabs>
+          <w:tab w:val="num" w:pos="720"/>
+        </w:tabs>
+        <w:ind w:left="720" w:hanging="360"/>
+      </w:pPr>
+      <w:rPr>
+        <w:rFonts w:ascii="Arial" w:hAnsi="Arial" w:hint="default"/>
+      </w:rPr>
+    </w:lvl>
+    <w:lvl w:ilvl="1" w:tplc="4EF2102C" w:tentative="1">
+      <w:start w:val="1"/>
+      <w:numFmt w:val="bullet"/>
+      <w:lvlText w:val="•"/>
+      <w:lvlJc w:val="left"/>
+      <w:pPr>
+        <w:tabs>
+          <w:tab w:val="num" w:pos="1440"/>
+        </w:tabs>
+        <w:ind w:left="1440" w:hanging="360"/>
+      </w:pPr>
+      <w:rPr>
+        <w:rFonts w:ascii="Arial" w:hAnsi="Arial" w:hint="default"/>
+      </w:rPr>
+    </w:lvl>
+    <w:lvl w:ilvl="2" w:tplc="A2FC0650" w:tentative="1">
+      <w:start w:val="1"/>
+      <w:numFmt w:val="bullet"/>
+      <w:lvlText w:val="•"/>
+      <w:lvlJc w:val="left"/>
+      <w:pPr>
+        <w:tabs>
+          <w:tab w:val="num" w:pos="2160"/>
+        </w:tabs>
+        <w:ind w:left="2160" w:hanging="360"/>
+      </w:pPr>
+      <w:rPr>
+        <w:rFonts w:ascii="Arial" w:hAnsi="Arial" w:hint="default"/>
+      </w:rPr>
+    </w:lvl>
+    <w:lvl w:ilvl="3" w:tplc="895C37E6" w:tentative="1">
+      <w:start w:val="1"/>
+      <w:numFmt w:val="bullet"/>
+      <w:lvlText w:val="•"/>
+      <w:lvlJc w:val="left"/>
+      <w:pPr>
+        <w:tabs>
+          <w:tab w:val="num" w:pos="2880"/>
+        </w:tabs>
+        <w:ind w:left="2880" w:hanging="360"/>
+      </w:pPr>
+      <w:rPr>
+        <w:rFonts w:ascii="Arial" w:hAnsi="Arial" w:hint="default"/>
+      </w:rPr>
+    </w:lvl>
+    <w:lvl w:ilvl="4" w:tplc="E3D631BA" w:tentative="1">
+      <w:start w:val="1"/>
+      <w:numFmt w:val="bullet"/>
+      <w:lvlText w:val="•"/>
+      <w:lvlJc w:val="left"/>
+      <w:pPr>
+        <w:tabs>
+          <w:tab w:val="num" w:pos="3600"/>
+        </w:tabs>
+        <w:ind w:left="3600" w:hanging="360"/>
+      </w:pPr>
+      <w:rPr>
+        <w:rFonts w:ascii="Arial" w:hAnsi="Arial" w:hint="default"/>
+      </w:rPr>
+    </w:lvl>
+    <w:lvl w:ilvl="5" w:tplc="2E8ACBBC" w:tentative="1">
+      <w:start w:val="1"/>
+      <w:numFmt w:val="bullet"/>
+      <w:lvlText w:val="•"/>
+      <w:lvlJc w:val="left"/>
+      <w:pPr>
+        <w:tabs>
+          <w:tab w:val="num" w:pos="4320"/>
+        </w:tabs>
+        <w:ind w:left="4320" w:hanging="360"/>
+      </w:pPr>
+      <w:rPr>
+        <w:rFonts w:ascii="Arial" w:hAnsi="Arial" w:hint="default"/>
+      </w:rPr>
+    </w:lvl>
+    <w:lvl w:ilvl="6" w:tplc="89A28DA4" w:tentative="1">
+      <w:start w:val="1"/>
+      <w:numFmt w:val="bullet"/>
+      <w:lvlText w:val="•"/>
+      <w:lvlJc w:val="left"/>
+      <w:pPr>
+        <w:tabs>
+          <w:tab w:val="num" w:pos="5040"/>
+        </w:tabs>
+        <w:ind w:left="5040" w:hanging="360"/>
+      </w:pPr>
+      <w:rPr>
+        <w:rFonts w:ascii="Arial" w:hAnsi="Arial" w:hint="default"/>
+      </w:rPr>
+    </w:lvl>
+    <w:lvl w:ilvl="7" w:tplc="706EB4A0" w:tentative="1">
+      <w:start w:val="1"/>
+      <w:numFmt w:val="bullet"/>
+      <w:lvlText w:val="•"/>
+      <w:lvlJc w:val="left"/>
+      <w:pPr>
+        <w:tabs>
+          <w:tab w:val="num" w:pos="5760"/>
+        </w:tabs>
+        <w:ind w:left="5760" w:hanging="360"/>
+      </w:pPr>
+      <w:rPr>
+        <w:rFonts w:ascii="Arial" w:hAnsi="Arial" w:hint="default"/>
+      </w:rPr>
+    </w:lvl>
+    <w:lvl w:ilvl="8" w:tplc="0540E19C" w:tentative="1">
+      <w:start w:val="1"/>
+      <w:numFmt w:val="bullet"/>
+      <w:lvlText w:val="•"/>
+      <w:lvlJc w:val="left"/>
+      <w:pPr>
+        <w:tabs>
+          <w:tab w:val="num" w:pos="6480"/>
+        </w:tabs>
+        <w:ind w:left="6480" w:hanging="360"/>
+      </w:pPr>
+      <w:rPr>
+        <w:rFonts w:ascii="Arial" w:hAnsi="Arial" w:hint="default"/>
+      </w:rPr>
+    </w:lvl>
+  </w:abstractNum>
+  <w:abstractNum w:abstractNumId="1" w15:restartNumberingAfterBreak="0">
     <w:nsid w:val="218F278C"/>
     <w:multiLevelType w:val="hybridMultilevel"/>
     <w:tmpl w:val="13505448"/>
@@ -913,7 +1383,7 @@
       </w:pPr>
     </w:lvl>
   </w:abstractNum>
-  <w:abstractNum w:abstractNumId="1" w15:restartNumberingAfterBreak="0">
+  <w:abstractNum w:abstractNumId="2" w15:restartNumberingAfterBreak="0">
     <w:nsid w:val="5D7B094C"/>
     <w:multiLevelType w:val="hybridMultilevel"/>
     <w:tmpl w:val="7C149234"/>
@@ -1003,10 +1473,13 @@
     </w:lvl>
   </w:abstractNum>
   <w:num w:numId="1" w16cid:durableId="1925144895">
-    <w:abstractNumId w:val="0"/>
+    <w:abstractNumId w:val="1"/>
   </w:num>
   <w:num w:numId="2" w16cid:durableId="2140569166">
-    <w:abstractNumId w:val="1"/>
+    <w:abstractNumId w:val="2"/>
+  </w:num>
+  <w:num w:numId="3" w16cid:durableId="1587955838">
+    <w:abstractNumId w:val="0"/>
   </w:num>
 </w:numbering>
 </file>
@@ -1412,11 +1885,11 @@
     <w:name w:val="Normal"/>
     <w:qFormat/>
   </w:style>
-  <w:style w:type="paragraph" w:styleId="Ttulo1">
+  <w:style w:type="paragraph" w:styleId="Heading1">
     <w:name w:val="heading 1"/>
     <w:basedOn w:val="Normal"/>
     <w:next w:val="Normal"/>
-    <w:link w:val="Ttulo1Car"/>
+    <w:link w:val="Heading1Char"/>
     <w:uiPriority w:val="9"/>
     <w:qFormat/>
     <w:rsid w:val="00897E8D"/>
@@ -1433,11 +1906,11 @@
       <w:szCs w:val="40"/>
     </w:rPr>
   </w:style>
-  <w:style w:type="paragraph" w:styleId="Ttulo2">
+  <w:style w:type="paragraph" w:styleId="Heading2">
     <w:name w:val="heading 2"/>
     <w:basedOn w:val="Normal"/>
     <w:next w:val="Normal"/>
-    <w:link w:val="Ttulo2Car"/>
+    <w:link w:val="Heading2Char"/>
     <w:uiPriority w:val="9"/>
     <w:unhideWhenUsed/>
     <w:qFormat/>
@@ -1455,11 +1928,11 @@
       <w:szCs w:val="32"/>
     </w:rPr>
   </w:style>
-  <w:style w:type="paragraph" w:styleId="Ttulo3">
+  <w:style w:type="paragraph" w:styleId="Heading3">
     <w:name w:val="heading 3"/>
     <w:basedOn w:val="Normal"/>
     <w:next w:val="Normal"/>
-    <w:link w:val="Ttulo3Car"/>
+    <w:link w:val="Heading3Char"/>
     <w:uiPriority w:val="9"/>
     <w:semiHidden/>
     <w:unhideWhenUsed/>
@@ -1478,11 +1951,11 @@
       <w:szCs w:val="28"/>
     </w:rPr>
   </w:style>
-  <w:style w:type="paragraph" w:styleId="Ttulo4">
+  <w:style w:type="paragraph" w:styleId="Heading4">
     <w:name w:val="heading 4"/>
     <w:basedOn w:val="Normal"/>
     <w:next w:val="Normal"/>
-    <w:link w:val="Ttulo4Car"/>
+    <w:link w:val="Heading4Char"/>
     <w:uiPriority w:val="9"/>
     <w:semiHidden/>
     <w:unhideWhenUsed/>
@@ -1501,11 +1974,11 @@
       <w:color w:val="0F4761" w:themeColor="accent1" w:themeShade="BF"/>
     </w:rPr>
   </w:style>
-  <w:style w:type="paragraph" w:styleId="Ttulo5">
+  <w:style w:type="paragraph" w:styleId="Heading5">
     <w:name w:val="heading 5"/>
     <w:basedOn w:val="Normal"/>
     <w:next w:val="Normal"/>
-    <w:link w:val="Ttulo5Car"/>
+    <w:link w:val="Heading5Char"/>
     <w:uiPriority w:val="9"/>
     <w:semiHidden/>
     <w:unhideWhenUsed/>
@@ -1522,11 +1995,11 @@
       <w:color w:val="0F4761" w:themeColor="accent1" w:themeShade="BF"/>
     </w:rPr>
   </w:style>
-  <w:style w:type="paragraph" w:styleId="Ttulo6">
+  <w:style w:type="paragraph" w:styleId="Heading6">
     <w:name w:val="heading 6"/>
     <w:basedOn w:val="Normal"/>
     <w:next w:val="Normal"/>
-    <w:link w:val="Ttulo6Car"/>
+    <w:link w:val="Heading6Char"/>
     <w:uiPriority w:val="9"/>
     <w:semiHidden/>
     <w:unhideWhenUsed/>
@@ -1545,11 +2018,11 @@
       <w:color w:val="595959" w:themeColor="text1" w:themeTint="A6"/>
     </w:rPr>
   </w:style>
-  <w:style w:type="paragraph" w:styleId="Ttulo7">
+  <w:style w:type="paragraph" w:styleId="Heading7">
     <w:name w:val="heading 7"/>
     <w:basedOn w:val="Normal"/>
     <w:next w:val="Normal"/>
-    <w:link w:val="Ttulo7Car"/>
+    <w:link w:val="Heading7Char"/>
     <w:uiPriority w:val="9"/>
     <w:semiHidden/>
     <w:unhideWhenUsed/>
@@ -1566,11 +2039,11 @@
       <w:color w:val="595959" w:themeColor="text1" w:themeTint="A6"/>
     </w:rPr>
   </w:style>
-  <w:style w:type="paragraph" w:styleId="Ttulo8">
+  <w:style w:type="paragraph" w:styleId="Heading8">
     <w:name w:val="heading 8"/>
     <w:basedOn w:val="Normal"/>
     <w:next w:val="Normal"/>
-    <w:link w:val="Ttulo8Car"/>
+    <w:link w:val="Heading8Char"/>
     <w:uiPriority w:val="9"/>
     <w:semiHidden/>
     <w:unhideWhenUsed/>
@@ -1589,11 +2062,11 @@
       <w:color w:val="272727" w:themeColor="text1" w:themeTint="D8"/>
     </w:rPr>
   </w:style>
-  <w:style w:type="paragraph" w:styleId="Ttulo9">
+  <w:style w:type="paragraph" w:styleId="Heading9">
     <w:name w:val="heading 9"/>
     <w:basedOn w:val="Normal"/>
     <w:next w:val="Normal"/>
-    <w:link w:val="Ttulo9Car"/>
+    <w:link w:val="Heading9Char"/>
     <w:uiPriority w:val="9"/>
     <w:semiHidden/>
     <w:unhideWhenUsed/>
@@ -1610,12 +2083,12 @@
       <w:color w:val="272727" w:themeColor="text1" w:themeTint="D8"/>
     </w:rPr>
   </w:style>
-  <w:style w:type="character" w:default="1" w:styleId="Fuentedeprrafopredeter">
+  <w:style w:type="character" w:default="1" w:styleId="DefaultParagraphFont">
     <w:name w:val="Default Paragraph Font"/>
     <w:uiPriority w:val="1"/>
     <w:unhideWhenUsed/>
   </w:style>
-  <w:style w:type="table" w:default="1" w:styleId="Tablanormal">
+  <w:style w:type="table" w:default="1" w:styleId="TableNormal">
     <w:name w:val="Normal Table"/>
     <w:uiPriority w:val="99"/>
     <w:semiHidden/>
@@ -1630,16 +2103,16 @@
       </w:tblCellMar>
     </w:tblPr>
   </w:style>
-  <w:style w:type="numbering" w:default="1" w:styleId="Sinlista">
+  <w:style w:type="numbering" w:default="1" w:styleId="NoList">
     <w:name w:val="No List"/>
     <w:uiPriority w:val="99"/>
     <w:semiHidden/>
     <w:unhideWhenUsed/>
   </w:style>
-  <w:style w:type="character" w:customStyle="1" w:styleId="Ttulo1Car">
-    <w:name w:val="Título 1 Car"/>
-    <w:basedOn w:val="Fuentedeprrafopredeter"/>
-    <w:link w:val="Ttulo1"/>
+  <w:style w:type="character" w:customStyle="1" w:styleId="Heading1Char">
+    <w:name w:val="Heading 1 Char"/>
+    <w:basedOn w:val="DefaultParagraphFont"/>
+    <w:link w:val="Heading1"/>
     <w:uiPriority w:val="9"/>
     <w:rsid w:val="00897E8D"/>
     <w:rPr>
@@ -1649,10 +2122,10 @@
       <w:szCs w:val="40"/>
     </w:rPr>
   </w:style>
-  <w:style w:type="character" w:customStyle="1" w:styleId="Ttulo2Car">
-    <w:name w:val="Título 2 Car"/>
-    <w:basedOn w:val="Fuentedeprrafopredeter"/>
-    <w:link w:val="Ttulo2"/>
+  <w:style w:type="character" w:customStyle="1" w:styleId="Heading2Char">
+    <w:name w:val="Heading 2 Char"/>
+    <w:basedOn w:val="DefaultParagraphFont"/>
+    <w:link w:val="Heading2"/>
     <w:uiPriority w:val="9"/>
     <w:rsid w:val="00897E8D"/>
     <w:rPr>
@@ -1662,10 +2135,10 @@
       <w:szCs w:val="32"/>
     </w:rPr>
   </w:style>
-  <w:style w:type="character" w:customStyle="1" w:styleId="Ttulo3Car">
-    <w:name w:val="Título 3 Car"/>
-    <w:basedOn w:val="Fuentedeprrafopredeter"/>
-    <w:link w:val="Ttulo3"/>
+  <w:style w:type="character" w:customStyle="1" w:styleId="Heading3Char">
+    <w:name w:val="Heading 3 Char"/>
+    <w:basedOn w:val="DefaultParagraphFont"/>
+    <w:link w:val="Heading3"/>
     <w:uiPriority w:val="9"/>
     <w:semiHidden/>
     <w:rsid w:val="00897E8D"/>
@@ -1676,10 +2149,10 @@
       <w:szCs w:val="28"/>
     </w:rPr>
   </w:style>
-  <w:style w:type="character" w:customStyle="1" w:styleId="Ttulo4Car">
-    <w:name w:val="Título 4 Car"/>
-    <w:basedOn w:val="Fuentedeprrafopredeter"/>
-    <w:link w:val="Ttulo4"/>
+  <w:style w:type="character" w:customStyle="1" w:styleId="Heading4Char">
+    <w:name w:val="Heading 4 Char"/>
+    <w:basedOn w:val="DefaultParagraphFont"/>
+    <w:link w:val="Heading4"/>
     <w:uiPriority w:val="9"/>
     <w:semiHidden/>
     <w:rsid w:val="00897E8D"/>
@@ -1690,10 +2163,10 @@
       <w:color w:val="0F4761" w:themeColor="accent1" w:themeShade="BF"/>
     </w:rPr>
   </w:style>
-  <w:style w:type="character" w:customStyle="1" w:styleId="Ttulo5Car">
-    <w:name w:val="Título 5 Car"/>
-    <w:basedOn w:val="Fuentedeprrafopredeter"/>
-    <w:link w:val="Ttulo5"/>
+  <w:style w:type="character" w:customStyle="1" w:styleId="Heading5Char">
+    <w:name w:val="Heading 5 Char"/>
+    <w:basedOn w:val="DefaultParagraphFont"/>
+    <w:link w:val="Heading5"/>
     <w:uiPriority w:val="9"/>
     <w:semiHidden/>
     <w:rsid w:val="00897E8D"/>
@@ -1702,10 +2175,10 @@
       <w:color w:val="0F4761" w:themeColor="accent1" w:themeShade="BF"/>
     </w:rPr>
   </w:style>
-  <w:style w:type="character" w:customStyle="1" w:styleId="Ttulo6Car">
-    <w:name w:val="Título 6 Car"/>
-    <w:basedOn w:val="Fuentedeprrafopredeter"/>
-    <w:link w:val="Ttulo6"/>
+  <w:style w:type="character" w:customStyle="1" w:styleId="Heading6Char">
+    <w:name w:val="Heading 6 Char"/>
+    <w:basedOn w:val="DefaultParagraphFont"/>
+    <w:link w:val="Heading6"/>
     <w:uiPriority w:val="9"/>
     <w:semiHidden/>
     <w:rsid w:val="00897E8D"/>
@@ -1716,10 +2189,10 @@
       <w:color w:val="595959" w:themeColor="text1" w:themeTint="A6"/>
     </w:rPr>
   </w:style>
-  <w:style w:type="character" w:customStyle="1" w:styleId="Ttulo7Car">
-    <w:name w:val="Título 7 Car"/>
-    <w:basedOn w:val="Fuentedeprrafopredeter"/>
-    <w:link w:val="Ttulo7"/>
+  <w:style w:type="character" w:customStyle="1" w:styleId="Heading7Char">
+    <w:name w:val="Heading 7 Char"/>
+    <w:basedOn w:val="DefaultParagraphFont"/>
+    <w:link w:val="Heading7"/>
     <w:uiPriority w:val="9"/>
     <w:semiHidden/>
     <w:rsid w:val="00897E8D"/>
@@ -1728,10 +2201,10 @@
       <w:color w:val="595959" w:themeColor="text1" w:themeTint="A6"/>
     </w:rPr>
   </w:style>
-  <w:style w:type="character" w:customStyle="1" w:styleId="Ttulo8Car">
-    <w:name w:val="Título 8 Car"/>
-    <w:basedOn w:val="Fuentedeprrafopredeter"/>
-    <w:link w:val="Ttulo8"/>
+  <w:style w:type="character" w:customStyle="1" w:styleId="Heading8Char">
+    <w:name w:val="Heading 8 Char"/>
+    <w:basedOn w:val="DefaultParagraphFont"/>
+    <w:link w:val="Heading8"/>
     <w:uiPriority w:val="9"/>
     <w:semiHidden/>
     <w:rsid w:val="00897E8D"/>
@@ -1742,10 +2215,10 @@
       <w:color w:val="272727" w:themeColor="text1" w:themeTint="D8"/>
     </w:rPr>
   </w:style>
-  <w:style w:type="character" w:customStyle="1" w:styleId="Ttulo9Car">
-    <w:name w:val="Título 9 Car"/>
-    <w:basedOn w:val="Fuentedeprrafopredeter"/>
-    <w:link w:val="Ttulo9"/>
+  <w:style w:type="character" w:customStyle="1" w:styleId="Heading9Char">
+    <w:name w:val="Heading 9 Char"/>
+    <w:basedOn w:val="DefaultParagraphFont"/>
+    <w:link w:val="Heading9"/>
     <w:uiPriority w:val="9"/>
     <w:semiHidden/>
     <w:rsid w:val="00897E8D"/>
@@ -1754,11 +2227,11 @@
       <w:color w:val="272727" w:themeColor="text1" w:themeTint="D8"/>
     </w:rPr>
   </w:style>
-  <w:style w:type="paragraph" w:styleId="Ttulo">
+  <w:style w:type="paragraph" w:styleId="Title">
     <w:name w:val="Title"/>
     <w:basedOn w:val="Normal"/>
     <w:next w:val="Normal"/>
-    <w:link w:val="TtuloCar"/>
+    <w:link w:val="TitleChar"/>
     <w:uiPriority w:val="10"/>
     <w:qFormat/>
     <w:rsid w:val="00897E8D"/>
@@ -1774,10 +2247,10 @@
       <w:szCs w:val="56"/>
     </w:rPr>
   </w:style>
-  <w:style w:type="character" w:customStyle="1" w:styleId="TtuloCar">
-    <w:name w:val="Título Car"/>
-    <w:basedOn w:val="Fuentedeprrafopredeter"/>
-    <w:link w:val="Ttulo"/>
+  <w:style w:type="character" w:customStyle="1" w:styleId="TitleChar">
+    <w:name w:val="Title Char"/>
+    <w:basedOn w:val="DefaultParagraphFont"/>
+    <w:link w:val="Title"/>
     <w:uiPriority w:val="10"/>
     <w:rsid w:val="00897E8D"/>
     <w:rPr>
@@ -1788,11 +2261,11 @@
       <w:szCs w:val="56"/>
     </w:rPr>
   </w:style>
-  <w:style w:type="paragraph" w:styleId="Subttulo">
+  <w:style w:type="paragraph" w:styleId="Subtitle">
     <w:name w:val="Subtitle"/>
     <w:basedOn w:val="Normal"/>
     <w:next w:val="Normal"/>
-    <w:link w:val="SubttuloCar"/>
+    <w:link w:val="SubtitleChar"/>
     <w:uiPriority w:val="11"/>
     <w:qFormat/>
     <w:rsid w:val="00897E8D"/>
@@ -1809,10 +2282,10 @@
       <w:szCs w:val="28"/>
     </w:rPr>
   </w:style>
-  <w:style w:type="character" w:customStyle="1" w:styleId="SubttuloCar">
-    <w:name w:val="Subtítulo Car"/>
-    <w:basedOn w:val="Fuentedeprrafopredeter"/>
-    <w:link w:val="Subttulo"/>
+  <w:style w:type="character" w:customStyle="1" w:styleId="SubtitleChar">
+    <w:name w:val="Subtitle Char"/>
+    <w:basedOn w:val="DefaultParagraphFont"/>
+    <w:link w:val="Subtitle"/>
     <w:uiPriority w:val="11"/>
     <w:rsid w:val="00897E8D"/>
     <w:rPr>
@@ -1823,11 +2296,11 @@
       <w:szCs w:val="28"/>
     </w:rPr>
   </w:style>
-  <w:style w:type="paragraph" w:styleId="Cita">
+  <w:style w:type="paragraph" w:styleId="Quote">
     <w:name w:val="Quote"/>
     <w:basedOn w:val="Normal"/>
     <w:next w:val="Normal"/>
-    <w:link w:val="CitaCar"/>
+    <w:link w:val="QuoteChar"/>
     <w:uiPriority w:val="29"/>
     <w:qFormat/>
     <w:rsid w:val="00897E8D"/>
@@ -1841,10 +2314,10 @@
       <w:color w:val="404040" w:themeColor="text1" w:themeTint="BF"/>
     </w:rPr>
   </w:style>
-  <w:style w:type="character" w:customStyle="1" w:styleId="CitaCar">
-    <w:name w:val="Cita Car"/>
-    <w:basedOn w:val="Fuentedeprrafopredeter"/>
-    <w:link w:val="Cita"/>
+  <w:style w:type="character" w:customStyle="1" w:styleId="QuoteChar">
+    <w:name w:val="Quote Char"/>
+    <w:basedOn w:val="DefaultParagraphFont"/>
+    <w:link w:val="Quote"/>
     <w:uiPriority w:val="29"/>
     <w:rsid w:val="00897E8D"/>
     <w:rPr>
@@ -1853,7 +2326,7 @@
       <w:color w:val="404040" w:themeColor="text1" w:themeTint="BF"/>
     </w:rPr>
   </w:style>
-  <w:style w:type="paragraph" w:styleId="Prrafodelista">
+  <w:style w:type="paragraph" w:styleId="ListParagraph">
     <w:name w:val="List Paragraph"/>
     <w:basedOn w:val="Normal"/>
     <w:uiPriority w:val="34"/>
@@ -1864,9 +2337,9 @@
       <w:contextualSpacing/>
     </w:pPr>
   </w:style>
-  <w:style w:type="character" w:styleId="nfasisintenso">
+  <w:style w:type="character" w:styleId="IntenseEmphasis">
     <w:name w:val="Intense Emphasis"/>
-    <w:basedOn w:val="Fuentedeprrafopredeter"/>
+    <w:basedOn w:val="DefaultParagraphFont"/>
     <w:uiPriority w:val="21"/>
     <w:qFormat/>
     <w:rsid w:val="00897E8D"/>
@@ -1876,11 +2349,11 @@
       <w:color w:val="0F4761" w:themeColor="accent1" w:themeShade="BF"/>
     </w:rPr>
   </w:style>
-  <w:style w:type="paragraph" w:styleId="Citadestacada">
+  <w:style w:type="paragraph" w:styleId="IntenseQuote">
     <w:name w:val="Intense Quote"/>
     <w:basedOn w:val="Normal"/>
     <w:next w:val="Normal"/>
-    <w:link w:val="CitadestacadaCar"/>
+    <w:link w:val="IntenseQuoteChar"/>
     <w:uiPriority w:val="30"/>
     <w:qFormat/>
     <w:rsid w:val="00897E8D"/>
@@ -1899,10 +2372,10 @@
       <w:color w:val="0F4761" w:themeColor="accent1" w:themeShade="BF"/>
     </w:rPr>
   </w:style>
-  <w:style w:type="character" w:customStyle="1" w:styleId="CitadestacadaCar">
-    <w:name w:val="Cita destacada Car"/>
-    <w:basedOn w:val="Fuentedeprrafopredeter"/>
-    <w:link w:val="Citadestacada"/>
+  <w:style w:type="character" w:customStyle="1" w:styleId="IntenseQuoteChar">
+    <w:name w:val="Intense Quote Char"/>
+    <w:basedOn w:val="DefaultParagraphFont"/>
+    <w:link w:val="IntenseQuote"/>
     <w:uiPriority w:val="30"/>
     <w:rsid w:val="00897E8D"/>
     <w:rPr>
@@ -1911,9 +2384,9 @@
       <w:color w:val="0F4761" w:themeColor="accent1" w:themeShade="BF"/>
     </w:rPr>
   </w:style>
-  <w:style w:type="character" w:styleId="Referenciaintensa">
+  <w:style w:type="character" w:styleId="IntenseReference">
     <w:name w:val="Intense Reference"/>
-    <w:basedOn w:val="Fuentedeprrafopredeter"/>
+    <w:basedOn w:val="DefaultParagraphFont"/>
     <w:uiPriority w:val="32"/>
     <w:qFormat/>
     <w:rsid w:val="00897E8D"/>
@@ -1925,9 +2398,9 @@
       <w:spacing w:val="5"/>
     </w:rPr>
   </w:style>
-  <w:style w:type="character" w:styleId="Hipervnculo">
+  <w:style w:type="character" w:styleId="Hyperlink">
     <w:name w:val="Hyperlink"/>
-    <w:basedOn w:val="Fuentedeprrafopredeter"/>
+    <w:basedOn w:val="DefaultParagraphFont"/>
     <w:uiPriority w:val="99"/>
     <w:unhideWhenUsed/>
     <w:rsid w:val="00EC0D28"/>
@@ -1936,9 +2409,9 @@
       <w:u w:val="single"/>
     </w:rPr>
   </w:style>
-  <w:style w:type="character" w:styleId="Mencinsinresolver">
+  <w:style w:type="character" w:styleId="UnresolvedMention">
     <w:name w:val="Unresolved Mention"/>
-    <w:basedOn w:val="Fuentedeprrafopredeter"/>
+    <w:basedOn w:val="DefaultParagraphFont"/>
     <w:uiPriority w:val="99"/>
     <w:semiHidden/>
     <w:unhideWhenUsed/>
